--- a/docs/大三春夏/汽车设计/设计报告.docx
+++ b/docs/大三春夏/汽车设计/设计报告.docx
@@ -7473,6 +7473,14 @@
         <w:gridCol w:w="936"/>
       </w:tblGrid>
       <w:tr>
+        <w:tblPrEx>
+          <w:tblCellMar>
+            <w:top w:w="0" w:type="dxa"/>
+            <w:left w:w="108" w:type="dxa"/>
+            <w:bottom w:w="0" w:type="dxa"/>
+            <w:right w:w="108" w:type="dxa"/>
+          </w:tblCellMar>
+        </w:tblPrEx>
         <w:trPr>
           <w:tblHeader/>
         </w:trPr>
@@ -9652,6 +9660,14 @@
         <w:gridCol w:w="4536"/>
       </w:tblGrid>
       <w:tr>
+        <w:tblPrEx>
+          <w:tblCellMar>
+            <w:top w:w="0" w:type="dxa"/>
+            <w:left w:w="108" w:type="dxa"/>
+            <w:bottom w:w="0" w:type="dxa"/>
+            <w:right w:w="108" w:type="dxa"/>
+          </w:tblCellMar>
+        </w:tblPrEx>
         <w:trPr>
           <w:tblHeader/>
         </w:trPr>
@@ -10282,6 +10298,14 @@
         </w:tc>
       </w:tr>
       <w:tr>
+        <w:tblPrEx>
+          <w:tblCellMar>
+            <w:top w:w="0" w:type="dxa"/>
+            <w:left w:w="108" w:type="dxa"/>
+            <w:bottom w:w="0" w:type="dxa"/>
+            <w:right w:w="108" w:type="dxa"/>
+          </w:tblCellMar>
+        </w:tblPrEx>
         <w:tc>
           <w:p>
             <w:pPr>
@@ -10945,15 +10969,7 @@
         <w:rPr>
           <w:rFonts w:hint="eastAsia" w:ascii="宋体" w:hAnsi="宋体" w:eastAsia="宋体" w:cs="宋体"/>
         </w:rPr>
-        <w:t>同级纯电轻卡普遍配备ABS，远程星智H</w:t>
-      </w:r>
-      <w:bookmarkStart w:id="42" w:name="_GoBack"/>
-      <w:bookmarkEnd w:id="42"/>
-      <w:r>
-        <w:rPr>
-          <w:rFonts w:hint="eastAsia" w:ascii="宋体" w:hAnsi="宋体" w:eastAsia="宋体" w:cs="宋体"/>
-        </w:rPr>
-        <w:t>7E参数中也列出了ABS防抱死系统。(</w:t>
+        <w:t>同级纯电轻卡普遍配备ABS，远程星智H7E参数中也列出了ABS防抱死系统。(</w:t>
       </w:r>
       <w:r>
         <w:rPr>
@@ -13491,7 +13507,7 @@
     <w:lsdException w:unhideWhenUsed="0" w:uiPriority="0" w:semiHidden="0" w:name="table of figures"/>
     <w:lsdException w:unhideWhenUsed="0" w:uiPriority="0" w:semiHidden="0" w:name="envelope address"/>
     <w:lsdException w:unhideWhenUsed="0" w:uiPriority="0" w:semiHidden="0" w:name="envelope return"/>
-    <w:lsdException w:unhideWhenUsed="0" w:uiPriority="0" w:semiHidden="0" w:name="footnote reference"/>
+    <w:lsdException w:qFormat="1" w:unhideWhenUsed="0" w:uiPriority="0" w:semiHidden="0" w:name="footnote reference"/>
     <w:lsdException w:unhideWhenUsed="0" w:uiPriority="0" w:semiHidden="0" w:name="annotation reference"/>
     <w:lsdException w:unhideWhenUsed="0" w:uiPriority="0" w:semiHidden="0" w:name="line number"/>
     <w:lsdException w:unhideWhenUsed="0" w:uiPriority="0" w:semiHidden="0" w:name="page number"/>
@@ -13539,7 +13555,7 @@
     <w:lsdException w:unhideWhenUsed="0" w:uiPriority="0" w:semiHidden="0" w:name="Body Text Indent 3"/>
     <w:lsdException w:qFormat="1" w:uiPriority="9" w:semiHidden="0" w:name="Block Text"/>
     <w:lsdException w:unhideWhenUsed="0" w:uiPriority="0" w:semiHidden="0" w:name="Hyperlink"/>
-    <w:lsdException w:unhideWhenUsed="0" w:uiPriority="0" w:semiHidden="0" w:name="FollowedHyperlink"/>
+    <w:lsdException w:qFormat="1" w:unhideWhenUsed="0" w:uiPriority="0" w:semiHidden="0" w:name="FollowedHyperlink"/>
     <w:lsdException w:unhideWhenUsed="0" w:uiPriority="0" w:semiHidden="0" w:name="Strong"/>
     <w:lsdException w:unhideWhenUsed="0" w:uiPriority="0" w:semiHidden="0" w:name="Emphasis"/>
     <w:lsdException w:unhideWhenUsed="0" w:uiPriority="0" w:semiHidden="0" w:name="Document Map"/>
@@ -13756,11 +13772,6 @@
       <w:color w:val="000000" w:themeColor="text1"/>
       <w:sz w:val="32"/>
       <w:szCs w:val="32"/>
-      <w14:textFill>
-        <w14:solidFill>
-          <w14:schemeClr w14:val="tx1"/>
-        </w14:solidFill>
-      </w14:textFill>
     </w:rPr>
   </w:style>
   <w:style w:type="paragraph" w:styleId="5">
@@ -13783,11 +13794,6 @@
       <w:color w:val="000000" w:themeColor="text1"/>
       <w:sz w:val="28"/>
       <w:szCs w:val="28"/>
-      <w14:textFill>
-        <w14:solidFill>
-          <w14:schemeClr w14:val="tx1"/>
-        </w14:solidFill>
-      </w14:textFill>
     </w:rPr>
   </w:style>
   <w:style w:type="paragraph" w:styleId="6">
@@ -14024,6 +14030,7 @@
   <w:style w:type="character" w:styleId="20">
     <w:name w:val="FollowedHyperlink"/>
     <w:basedOn w:val="19"/>
+    <w:qFormat/>
     <w:uiPriority w:val="0"/>
     <w:rPr>
       <w:color w:val="800080"/>
@@ -14048,6 +14055,7 @@
   <w:style w:type="character" w:styleId="23">
     <w:name w:val="footnote reference"/>
     <w:basedOn w:val="22"/>
+    <w:qFormat/>
     <w:uiPriority w:val="0"/>
     <w:rPr>
       <w:vertAlign w:val="superscript"/>
@@ -14059,6 +14067,9 @@
     <w:next w:val="3"/>
     <w:qFormat/>
     <w:uiPriority w:val="0"/>
+    <w:rPr>
+      <w:rFonts w:eastAsia="宋体" w:asciiTheme="minorAscii" w:hAnsiTheme="minorAscii"/>
+    </w:rPr>
   </w:style>
   <w:style w:type="paragraph" w:customStyle="1" w:styleId="25">
     <w:name w:val="Compact"/>
@@ -14069,13 +14080,14 @@
       <w:spacing w:before="36" w:after="36"/>
     </w:pPr>
     <w:rPr>
-      <w:rFonts w:eastAsia="黑体" w:asciiTheme="minorAscii" w:hAnsiTheme="minorAscii"/>
+      <w:rFonts w:ascii="+西文正文" w:hAnsi="+西文正文" w:eastAsia="宋体"/>
     </w:rPr>
   </w:style>
   <w:style w:type="character" w:customStyle="1" w:styleId="26">
     <w:name w:val="Title Char"/>
     <w:basedOn w:val="19"/>
     <w:link w:val="15"/>
+    <w:qFormat/>
     <w:uiPriority w:val="10"/>
     <w:rPr>
       <w:rFonts w:asciiTheme="majorHAnsi" w:hAnsiTheme="majorHAnsi" w:eastAsiaTheme="majorEastAsia" w:cstheme="majorBidi"/>
@@ -14087,6 +14099,7 @@
     <w:name w:val="Subtitle Char"/>
     <w:basedOn w:val="19"/>
     <w:link w:val="16"/>
+    <w:qFormat/>
     <w:uiPriority w:val="11"/>
     <w:rPr>
       <w:rFonts w:eastAsiaTheme="majorEastAsia" w:cstheme="majorBidi"/>
@@ -14155,6 +14168,7 @@
     <w:name w:val="Heading 1 Char"/>
     <w:basedOn w:val="19"/>
     <w:link w:val="2"/>
+    <w:qFormat/>
     <w:uiPriority w:val="9"/>
     <w:rPr>
       <w:rFonts w:asciiTheme="majorAscii" w:hAnsiTheme="majorAscii" w:eastAsiaTheme="majorEastAsia" w:cstheme="majorBidi"/>
@@ -14168,17 +14182,13 @@
     <w:basedOn w:val="19"/>
     <w:link w:val="4"/>
     <w:semiHidden/>
+    <w:qFormat/>
     <w:uiPriority w:val="9"/>
     <w:rPr>
       <w:rFonts w:eastAsia="仿宋" w:asciiTheme="majorAscii" w:hAnsiTheme="majorAscii" w:cstheme="majorBidi"/>
       <w:color w:val="000000" w:themeColor="text1"/>
       <w:sz w:val="32"/>
       <w:szCs w:val="32"/>
-      <w14:textFill>
-        <w14:solidFill>
-          <w14:schemeClr w14:val="tx1"/>
-        </w14:solidFill>
-      </w14:textFill>
     </w:rPr>
   </w:style>
   <w:style w:type="character" w:customStyle="1" w:styleId="34">
@@ -14186,17 +14196,13 @@
     <w:basedOn w:val="19"/>
     <w:link w:val="5"/>
     <w:semiHidden/>
+    <w:qFormat/>
     <w:uiPriority w:val="9"/>
     <w:rPr>
       <w:rFonts w:eastAsia="仿宋" w:asciiTheme="minorAscii" w:hAnsiTheme="minorAscii" w:cstheme="majorBidi"/>
       <w:color w:val="000000" w:themeColor="text1"/>
       <w:sz w:val="28"/>
       <w:szCs w:val="28"/>
-      <w14:textFill>
-        <w14:solidFill>
-          <w14:schemeClr w14:val="tx1"/>
-        </w14:solidFill>
-      </w14:textFill>
     </w:rPr>
   </w:style>
   <w:style w:type="character" w:customStyle="1" w:styleId="35">
@@ -14204,6 +14210,7 @@
     <w:basedOn w:val="19"/>
     <w:link w:val="6"/>
     <w:semiHidden/>
+    <w:qFormat/>
     <w:uiPriority w:val="9"/>
     <w:rPr>
       <w:rFonts w:eastAsiaTheme="majorEastAsia" w:cstheme="majorBidi"/>
@@ -14217,6 +14224,7 @@
     <w:basedOn w:val="19"/>
     <w:link w:val="7"/>
     <w:semiHidden/>
+    <w:qFormat/>
     <w:uiPriority w:val="9"/>
     <w:rPr>
       <w:rFonts w:eastAsiaTheme="majorEastAsia" w:cstheme="majorBidi"/>
@@ -14228,6 +14236,7 @@
     <w:basedOn w:val="19"/>
     <w:link w:val="8"/>
     <w:semiHidden/>
+    <w:qFormat/>
     <w:uiPriority w:val="9"/>
     <w:rPr>
       <w:rFonts w:eastAsiaTheme="majorEastAsia" w:cstheme="majorBidi"/>
@@ -14252,6 +14261,7 @@
     <w:basedOn w:val="19"/>
     <w:link w:val="10"/>
     <w:semiHidden/>
+    <w:qFormat/>
     <w:uiPriority w:val="9"/>
     <w:rPr>
       <w:rFonts w:eastAsiaTheme="majorEastAsia" w:cstheme="majorBidi"/>
@@ -14310,6 +14320,7 @@
     <w:name w:val="Definition Term"/>
     <w:basedOn w:val="1"/>
     <w:next w:val="44"/>
+    <w:qFormat/>
     <w:uiPriority w:val="0"/>
     <w:pPr>
       <w:keepNext/>
@@ -14328,6 +14339,7 @@
   <w:style w:type="paragraph" w:customStyle="1" w:styleId="45">
     <w:name w:val="Table Caption"/>
     <w:basedOn w:val="12"/>
+    <w:qFormat/>
     <w:uiPriority w:val="0"/>
     <w:pPr>
       <w:keepNext/>
@@ -14346,6 +14358,7 @@
   <w:style w:type="paragraph" w:customStyle="1" w:styleId="48">
     <w:name w:val="Captioned Figure"/>
     <w:basedOn w:val="47"/>
+    <w:qFormat/>
     <w:uiPriority w:val="0"/>
     <w:pPr>
       <w:keepNext/>
@@ -14355,6 +14368,7 @@
     <w:name w:val="Verbatim Char"/>
     <w:basedOn w:val="22"/>
     <w:link w:val="50"/>
+    <w:qFormat/>
     <w:uiPriority w:val="0"/>
     <w:rPr>
       <w:rFonts w:ascii="Consolas" w:hAnsi="Consolas"/>
@@ -14365,6 +14379,7 @@
     <w:name w:val="Source Code"/>
     <w:basedOn w:val="1"/>
     <w:link w:val="49"/>
+    <w:qFormat/>
     <w:uiPriority w:val="0"/>
     <w:pPr>
       <w:wordWrap w:val="0"/>
@@ -14373,6 +14388,7 @@
   <w:style w:type="character" w:customStyle="1" w:styleId="51">
     <w:name w:val="Section Number"/>
     <w:basedOn w:val="22"/>
+    <w:qFormat/>
     <w:uiPriority w:val="0"/>
   </w:style>
   <w:style w:type="paragraph" w:customStyle="1" w:styleId="52">
@@ -14394,6 +14410,7 @@
   <w:style w:type="character" w:customStyle="1" w:styleId="53">
     <w:name w:val="KeywordTok"/>
     <w:basedOn w:val="49"/>
+    <w:qFormat/>
     <w:uiPriority w:val="0"/>
     <w:rPr>
       <w:b/>
@@ -14403,6 +14420,7 @@
   <w:style w:type="character" w:customStyle="1" w:styleId="54">
     <w:name w:val="DataTypeTok"/>
     <w:basedOn w:val="49"/>
+    <w:qFormat/>
     <w:uiPriority w:val="0"/>
     <w:rPr>
       <w:color w:val="902000"/>
@@ -14411,6 +14429,7 @@
   <w:style w:type="character" w:customStyle="1" w:styleId="55">
     <w:name w:val="DecValTok"/>
     <w:basedOn w:val="49"/>
+    <w:qFormat/>
     <w:uiPriority w:val="0"/>
     <w:rPr>
       <w:color w:val="40A070"/>
@@ -14419,6 +14438,7 @@
   <w:style w:type="character" w:customStyle="1" w:styleId="56">
     <w:name w:val="BaseNTok"/>
     <w:basedOn w:val="49"/>
+    <w:qFormat/>
     <w:uiPriority w:val="0"/>
     <w:rPr>
       <w:color w:val="40A070"/>
@@ -14435,6 +14455,7 @@
   <w:style w:type="character" w:customStyle="1" w:styleId="58">
     <w:name w:val="ConstantTok"/>
     <w:basedOn w:val="49"/>
+    <w:qFormat/>
     <w:uiPriority w:val="0"/>
     <w:rPr>
       <w:color w:val="880000"/>
@@ -14451,6 +14472,7 @@
   <w:style w:type="character" w:customStyle="1" w:styleId="60">
     <w:name w:val="SpecialCharTok"/>
     <w:basedOn w:val="49"/>
+    <w:qFormat/>
     <w:uiPriority w:val="0"/>
     <w:rPr>
       <w:color w:val="4070A0"/>
@@ -14459,6 +14481,7 @@
   <w:style w:type="character" w:customStyle="1" w:styleId="61">
     <w:name w:val="StringTok"/>
     <w:basedOn w:val="49"/>
+    <w:qFormat/>
     <w:uiPriority w:val="0"/>
     <w:rPr>
       <w:color w:val="4070A0"/>
@@ -14467,6 +14490,7 @@
   <w:style w:type="character" w:customStyle="1" w:styleId="62">
     <w:name w:val="VerbatimStringTok"/>
     <w:basedOn w:val="49"/>
+    <w:qFormat/>
     <w:uiPriority w:val="0"/>
     <w:rPr>
       <w:color w:val="4070A0"/>
@@ -14483,6 +14507,7 @@
   <w:style w:type="character" w:customStyle="1" w:styleId="64">
     <w:name w:val="ImportTok"/>
     <w:basedOn w:val="49"/>
+    <w:qFormat/>
     <w:uiPriority w:val="0"/>
     <w:rPr>
       <w:b/>
@@ -14501,6 +14526,7 @@
   <w:style w:type="character" w:customStyle="1" w:styleId="66">
     <w:name w:val="DocumentationTok"/>
     <w:basedOn w:val="49"/>
+    <w:qFormat/>
     <w:uiPriority w:val="0"/>
     <w:rPr>
       <w:i/>
@@ -14510,6 +14536,7 @@
   <w:style w:type="character" w:customStyle="1" w:styleId="67">
     <w:name w:val="AnnotationTok"/>
     <w:basedOn w:val="49"/>
+    <w:qFormat/>
     <w:uiPriority w:val="0"/>
     <w:rPr>
       <w:b/>
@@ -14520,6 +14547,7 @@
   <w:style w:type="character" w:customStyle="1" w:styleId="68">
     <w:name w:val="CommentVarTok"/>
     <w:basedOn w:val="49"/>
+    <w:qFormat/>
     <w:uiPriority w:val="0"/>
     <w:rPr>
       <w:b/>
@@ -14538,6 +14566,7 @@
   <w:style w:type="character" w:customStyle="1" w:styleId="70">
     <w:name w:val="FunctionTok"/>
     <w:basedOn w:val="49"/>
+    <w:qFormat/>
     <w:uiPriority w:val="0"/>
     <w:rPr>
       <w:color w:val="06287E"/>
@@ -14546,6 +14575,7 @@
   <w:style w:type="character" w:customStyle="1" w:styleId="71">
     <w:name w:val="VariableTok"/>
     <w:basedOn w:val="49"/>
+    <w:qFormat/>
     <w:uiPriority w:val="0"/>
     <w:rPr>
       <w:color w:val="19177C"/>
@@ -14554,6 +14584,7 @@
   <w:style w:type="character" w:customStyle="1" w:styleId="72">
     <w:name w:val="ControlFlowTok"/>
     <w:basedOn w:val="49"/>
+    <w:qFormat/>
     <w:uiPriority w:val="0"/>
     <w:rPr>
       <w:b/>
@@ -14579,11 +14610,13 @@
   <w:style w:type="character" w:customStyle="1" w:styleId="75">
     <w:name w:val="ExtensionTok"/>
     <w:basedOn w:val="49"/>
+    <w:qFormat/>
     <w:uiPriority w:val="0"/>
   </w:style>
   <w:style w:type="character" w:customStyle="1" w:styleId="76">
     <w:name w:val="PreprocessorTok"/>
     <w:basedOn w:val="49"/>
+    <w:qFormat/>
     <w:uiPriority w:val="0"/>
     <w:rPr>
       <w:color w:val="BC7A00"/>
@@ -14600,11 +14633,13 @@
   <w:style w:type="character" w:customStyle="1" w:styleId="78">
     <w:name w:val="RegionMarkerTok"/>
     <w:basedOn w:val="49"/>
+    <w:qFormat/>
     <w:uiPriority w:val="0"/>
   </w:style>
   <w:style w:type="character" w:customStyle="1" w:styleId="79">
     <w:name w:val="InformationTok"/>
     <w:basedOn w:val="49"/>
+    <w:qFormat/>
     <w:uiPriority w:val="0"/>
     <w:rPr>
       <w:b/>
@@ -14615,6 +14650,7 @@
   <w:style w:type="character" w:customStyle="1" w:styleId="80">
     <w:name w:val="WarningTok"/>
     <w:basedOn w:val="49"/>
+    <w:qFormat/>
     <w:uiPriority w:val="0"/>
     <w:rPr>
       <w:b/>
@@ -14643,6 +14679,7 @@
   <w:style w:type="character" w:customStyle="1" w:styleId="83">
     <w:name w:val="NormalTok"/>
     <w:basedOn w:val="49"/>
+    <w:qFormat/>
     <w:uiPriority w:val="0"/>
   </w:style>
 </w:styles>
